--- a/docs/The Peace Front_LITALICO_ご協賛のお願い.docx
+++ b/docs/The Peace Front_LITALICO_ご協賛のお願い.docx
@@ -95,7 +95,7 @@
           <w:b w:val="0"/>
           <w:sz w:val="21"/>
         </w:rPr>
-        <w:t>NPO法人The Peace Frontは、「次世代リーダーと、コレクティブインパクトを。」をミッションに活動しています。このたび、社会課題解決に取り組む学生団体約10団体・学生約60〜100名が半年間の活動成果を発表する報告会を開催するにあたり、貴社にご協賛をお願いしたく、ご案内申し上げます。ご協賛には「表彰」「座談会」「告知」の3つのスポンサー枠をご用意しており、いずれも当日までのご負担の少ない形で学生と関わっていただける内容です。</w:t>
+        <w:t>NPO法人The Peace Frontは、「次世代リーダーと、コレクティブインパクトを。」をミッションに活動しています。このたび、社会課題解決に取り組む学生団体約10団体・学生60名以上が半年間の活動成果を発表する報告会を開催するにあたり、貴社にご協賛をお願いしたく、ご案内申し上げます。ご協賛には「表彰」「座談会」「告知」の3つのスポンサー枠をご用意しており、いずれも当日までのご負担の少ない形で学生と関わっていただける内容です。</w:t>
       </w:r>
     </w:p>
     <w:p>
@@ -163,7 +163,7 @@
           <w:b w:val="0"/>
           <w:sz w:val="21"/>
         </w:rPr>
-        <w:t>参加者：社会課題解決に取り組む学生団体 10団体前後（学生約60〜100名）※団体一覧は末尾に記載　／　協力企業 数社</w:t>
+        <w:t>参加者：社会課題解決に取り組む学生団体 10団体前後（学生60名以上）※団体一覧は末尾に記載　／　協力企業 数社</w:t>
       </w:r>
     </w:p>
     <w:p>
@@ -448,7 +448,20 @@
                 <w:b w:val="0"/>
                 <w:sz w:val="19"/>
               </w:rPr>
-              <w:t>・社会課題に半年間本気で取り組んだ、もしくはこれから取り組む準備をしている行動力ある学生約60〜100名（東京大学・慶應義塾大学・早稲田大学・上智大学ほか）との1日での直接接点</w:t>
+              <w:t>・社会課題に半年間本気で取り組んだ、もしくはこれから取り組む準備をしている行動力ある学生60名以上（東京大学・慶應義塾大学・早稲田大学・上智大学ほか）への認知</w:t>
+            </w:r>
+          </w:p>
+          <w:p>
+            <w:pPr>
+              <w:spacing w:after="20" w:line="252" w:lineRule="auto"/>
+            </w:pPr>
+            <w:r>
+              <w:rPr>
+                <w:rFonts w:ascii="Yu Gothic" w:hAnsi="Yu Gothic" w:eastAsia="Yu Gothic"/>
+                <w:b w:val="0"/>
+                <w:sz w:val="19"/>
+              </w:rPr>
+              <w:t>・座談会（1テーブル学生5名程度×3枠）や懇親会での対話を通じた、15〜20名程度の学生との直接のコミュニケーション</w:t>
             </w:r>
           </w:p>
           <w:p>
@@ -647,7 +660,7 @@
           <w:b w:val="0"/>
           <w:sz w:val="21"/>
         </w:rPr>
-        <w:t>形式：テーマ別のテーブル制。学生が聞きたいテーブルを自分で選んで着席し、少人数で対話</w:t>
+        <w:t>形式：テーマ別のテーブル制。学生が聞きたいテーブルを自分で選んで着席し、少人数で対話（1テーブルあたり学生5名程度を想定）</w:t>
       </w:r>
     </w:p>
     <w:p>
@@ -673,7 +686,7 @@
           <w:b w:val="0"/>
           <w:sz w:val="21"/>
         </w:rPr>
-        <w:t>参加学生：社会課題解決に取り組む学生団体 10団体前後・約60〜100名</w:t>
+        <w:t>参加学生：社会課題解決に取り組む学生団体 10団体前後・60名以上</w:t>
       </w:r>
     </w:p>
     <w:p>
@@ -2450,7 +2463,7 @@
           <w:b/>
           <w:sz w:val="21"/>
         </w:rPr>
-        <w:t>→ 得られるもの：学生一人ひとりとの深い対話と、採用・インターンの母集団形成</w:t>
+        <w:t>→ 得られるもの：15〜20名程度の学生との深い対話と、60名以上への認知・母集団形成</w:t>
       </w:r>
     </w:p>
     <w:p>
@@ -2502,7 +2515,7 @@
           <w:b/>
           <w:sz w:val="21"/>
         </w:rPr>
-        <w:t>→ 得られるもの：最小限のご負担での、学生約60〜100名への告知リーチ</w:t>
+        <w:t>→ 得られるもの：最小限のご負担での、学生60名以上への告知リーチ</w:t>
       </w:r>
     </w:p>
     <w:p>
@@ -2528,7 +2541,7 @@
           <w:b/>
           <w:sz w:val="21"/>
         </w:rPr>
-        <w:t>いずれのスポンサー枠でも、約60〜100名の意欲ある学生との貴重な接点をお持ちいただけます。</w:t>
+        <w:t>いずれのスポンサー枠でも、60名以上の意欲ある学生との貴重な接点をお持ちいただけます。</w:t>
       </w:r>
     </w:p>
     <w:p>

--- a/docs/The Peace Front_LITALICO_ご協賛のお願い.docx
+++ b/docs/The Peace Front_LITALICO_ご協賛のお願い.docx
@@ -2113,8 +2113,18 @@
               <w:rPr>
                 <w:rFonts w:ascii="Yu Gothic" w:hAnsi="Yu Gothic" w:eastAsia="Yu Gothic"/>
                 <w:b w:val="0"/>
+                <w:strike/>
                 <w:sz w:val="19"/>
               </w:rPr>
+              <w:t>50万円</w:t>
+            </w:r>
+            <w:r>
+              <w:rPr>
+                <w:rFonts w:ascii="Yu Gothic" w:hAnsi="Yu Gothic" w:eastAsia="Yu Gothic"/>
+                <w:b/>
+                <w:sz w:val="19"/>
+              </w:rPr>
+              <w:br/>
               <w:t>35万円</w:t>
             </w:r>
           </w:p>
@@ -2189,8 +2199,18 @@
               <w:rPr>
                 <w:rFonts w:ascii="Yu Gothic" w:hAnsi="Yu Gothic" w:eastAsia="Yu Gothic"/>
                 <w:b w:val="0"/>
+                <w:strike/>
                 <w:sz w:val="19"/>
               </w:rPr>
+              <w:t>30万円</w:t>
+            </w:r>
+            <w:r>
+              <w:rPr>
+                <w:rFonts w:ascii="Yu Gothic" w:hAnsi="Yu Gothic" w:eastAsia="Yu Gothic"/>
+                <w:b/>
+                <w:sz w:val="19"/>
+              </w:rPr>
+              <w:br/>
               <w:t>15万円</w:t>
             </w:r>
           </w:p>
@@ -2265,8 +2285,18 @@
               <w:rPr>
                 <w:rFonts w:ascii="Yu Gothic" w:hAnsi="Yu Gothic" w:eastAsia="Yu Gothic"/>
                 <w:b w:val="0"/>
+                <w:strike/>
                 <w:sz w:val="19"/>
               </w:rPr>
+              <w:t>12万円</w:t>
+            </w:r>
+            <w:r>
+              <w:rPr>
+                <w:rFonts w:ascii="Yu Gothic" w:hAnsi="Yu Gothic" w:eastAsia="Yu Gothic"/>
+                <w:b/>
+                <w:sz w:val="19"/>
+              </w:rPr>
+              <w:br/>
               <w:t>7万円</w:t>
             </w:r>
           </w:p>
@@ -2312,6 +2342,19 @@
     </w:tbl>
     <w:p>
       <w:pPr>
+        <w:spacing w:after="40"/>
+      </w:pPr>
+      <w:r>
+        <w:rPr>
+          <w:rFonts w:ascii="Yu Gothic" w:hAnsi="Yu Gothic" w:eastAsia="Yu Gothic"/>
+          <w:b w:val="0"/>
+          <w:sz w:val="19"/>
+        </w:rPr>
+        <w:t>※通常のご協賛金額は、表彰スポンサー50万円・座談会スポンサー30万円・告知スポンサー12万円です。一昨年もご支援いただいたLITALICO様には、感謝を込めて特別価格にてご案内しております。</w:t>
+      </w:r>
+    </w:p>
+    <w:p>
+      <w:pPr>
         <w:spacing w:after="120"/>
       </w:pPr>
       <w:r>
@@ -2346,7 +2389,7 @@
           <w:b/>
           <w:sz w:val="21"/>
         </w:rPr>
-        <w:t>■ 表彰スポンサー（35万円・上限3社）― 学生の挑戦を「表彰する」役割</w:t>
+        <w:t>■ 表彰スポンサー（特別価格35万円・上限3社）― 学生の挑戦を「表彰する」役割</w:t>
       </w:r>
     </w:p>
     <w:p>
@@ -2411,7 +2454,7 @@
           <w:b/>
           <w:sz w:val="21"/>
         </w:rPr>
-        <w:t>■ 座談会スポンサー（15万円・上限10社）― 学生と「対話する」役割</w:t>
+        <w:t>■ 座談会スポンサー（特別価格15万円・上限10社）― 学生と「対話する」役割</w:t>
       </w:r>
     </w:p>
     <w:p>
@@ -2476,7 +2519,7 @@
           <w:b/>
           <w:sz w:val="21"/>
         </w:rPr>
-        <w:t>■ 告知スポンサー（7万円・上限5社）― 学生に「知らせる」役割</w:t>
+        <w:t>■ 告知スポンサー（特別価格7万円・上限5社）― 学生に「知らせる」役割</w:t>
       </w:r>
     </w:p>
     <w:p>

--- a/docs/The Peace Front_LITALICO_ご協賛のお願い.docx
+++ b/docs/The Peace Front_LITALICO_ご協賛のお願い.docx
@@ -2350,7 +2350,7 @@
           <w:b w:val="0"/>
           <w:sz w:val="19"/>
         </w:rPr>
-        <w:t>※通常のご協賛金額は、表彰スポンサー50万円・座談会スポンサー30万円・告知スポンサー12万円です。一昨年もご支援いただいたLITALICO様には、感謝を込めて特別価格にてご案内しております。</w:t>
+        <w:t>※通常のご協賛金額は、表彰スポンサー50万円・座談会スポンサー30万円・告知スポンサー12万円となっております。これまで本イベントにご参加いただいているLITALICO様には、これまでのご縁を踏まえ、今回特別な協賛金額にてご提案しております。</w:t>
       </w:r>
     </w:p>
     <w:p>

--- a/docs/The Peace Front_LITALICO_ご協賛のお願い.docx
+++ b/docs/The Peace Front_LITALICO_ご協賛のお願い.docx
@@ -95,7 +95,7 @@
           <w:b w:val="0"/>
           <w:sz w:val="21"/>
         </w:rPr>
-        <w:t>NPO法人The Peace Frontは、「次世代リーダーと、コレクティブインパクトを。」をミッションに活動しています。このたび、社会課題解決に取り組む学生団体約10団体・学生60名以上が半年間の活動成果を発表する報告会を開催するにあたり、貴社にご協賛をお願いしたく、ご案内申し上げます。ご協賛には「表彰」「座談会」「告知」の3つのスポンサー枠をご用意しており、いずれも当日までのご負担の少ない形で学生と関わっていただける内容です。</w:t>
+        <w:t>NPO法人The Peace Frontは、「次世代リーダーと、コレクティブインパクトを。」をミッションに活動しています。このたび、社会課題解決に取り組む学生団体約10団体・学生60名程度が半年間の活動成果を発表する報告会を開催するにあたり、貴社にご協賛をお願いしたく、ご案内申し上げます。ご協賛には「表彰」「座談会」「告知」の3つのスポンサー枠をご用意しており、いずれも当日までのご負担の少ない形で学生と関わっていただける内容です。</w:t>
       </w:r>
     </w:p>
     <w:p>
@@ -163,7 +163,7 @@
           <w:b w:val="0"/>
           <w:sz w:val="21"/>
         </w:rPr>
-        <w:t>参加者：社会課題解決に取り組む学生団体 10団体前後（学生60名以上）※団体一覧は末尾に記載　／　協力企業 数社</w:t>
+        <w:t>参加者：社会課題解決に取り組む学生団体 10団体前後（学生60名程度）※団体一覧は末尾に記載　／　協力企業 数社</w:t>
       </w:r>
     </w:p>
     <w:p>
@@ -448,7 +448,7 @@
                 <w:b w:val="0"/>
                 <w:sz w:val="19"/>
               </w:rPr>
-              <w:t>・社会課題に半年間本気で取り組んだ、もしくはこれから取り組む準備をしている行動力ある学生60名以上（東京大学・慶應義塾大学・早稲田大学・上智大学ほか）への認知</w:t>
+              <w:t>・社会課題に半年間本気で取り組んだ、もしくはこれから取り組む準備をしている行動力ある学生60名程度（東京大学・慶應義塾大学・早稲田大学・上智大学ほか）への認知</w:t>
             </w:r>
           </w:p>
           <w:p>
@@ -686,7 +686,7 @@
           <w:b w:val="0"/>
           <w:sz w:val="21"/>
         </w:rPr>
-        <w:t>参加学生：社会課題解決に取り組む学生団体 10団体前後・60名以上</w:t>
+        <w:t>参加学生：社会課題解決に取り組む学生団体 10団体前後・60名程度</w:t>
       </w:r>
     </w:p>
     <w:p>
@@ -2506,7 +2506,7 @@
           <w:b/>
           <w:sz w:val="21"/>
         </w:rPr>
-        <w:t>→ 得られるもの：15〜20名程度の学生との深い対話と、60名以上への認知・母集団形成</w:t>
+        <w:t>→ 得られるもの：15〜20名程度の学生との深い対話と、60名程度への認知・母集団形成</w:t>
       </w:r>
     </w:p>
     <w:p>
@@ -2558,7 +2558,7 @@
           <w:b/>
           <w:sz w:val="21"/>
         </w:rPr>
-        <w:t>→ 得られるもの：最小限のご負担での、学生60名以上への告知リーチ</w:t>
+        <w:t>→ 得られるもの：最小限のご負担での、学生60名程度への告知リーチ</w:t>
       </w:r>
     </w:p>
     <w:p>
@@ -2584,7 +2584,7 @@
           <w:b/>
           <w:sz w:val="21"/>
         </w:rPr>
-        <w:t>いずれのスポンサー枠でも、60名以上の意欲ある学生との貴重な接点をお持ちいただけます。</w:t>
+        <w:t>いずれのスポンサー枠でも、60名程度の意欲ある学生との貴重な接点をお持ちいただけます。</w:t>
       </w:r>
     </w:p>
     <w:p>

--- a/docs/The Peace Front_LITALICO_ご協賛のお願い.docx
+++ b/docs/The Peace Front_LITALICO_ご協賛のお願い.docx
@@ -273,7 +273,7 @@
           <w:b w:val="0"/>
           <w:sz w:val="21"/>
         </w:rPr>
-        <w:t>貴社が掲げる「障害のない社会をつくる」というビジョンは、本報告会が目指す「社会課題の解決に挑む次世代リーダーの育成」と深く重なります。社会の障壁に向き合い続けてこられた貴社にこそ、学生たちの挑戦を見届け、言葉をかけていただきたいと考えています</w:t>
+        <w:t>「障害のない社会をつくる」という貴社のビジョンは、私たちがこの報告会で目指しているものと重なると感じています。半年間走ってきた学生たちの発表を、社会の障壁に向き合い続けてきた貴社に見ていただき、率直な言葉をかけていただけないでしょうか</w:t>
       </w:r>
     </w:p>
     <w:p>
@@ -286,7 +286,7 @@
           <w:b w:val="0"/>
           <w:sz w:val="21"/>
         </w:rPr>
-        <w:t>参加学生団体の活動領域は、教育・共生・貧困・環境・国際協力など、貴社の事業・価値観と親和性の高いテーマが中心です（末尾の団体一覧をご参照ください）</w:t>
+        <w:t>参加する学生団体の活動テーマは、教育、共生、貧困、環境、国際協力など、貴社の事業や価値観と重なるものが多くあります（末尾に団体一覧を載せています）</w:t>
       </w:r>
     </w:p>
     <w:p>
@@ -299,7 +299,7 @@
           <w:b w:val="0"/>
           <w:sz w:val="21"/>
         </w:rPr>
-        <w:t>学生は半年間の活動を経てピッチに臨む「行動した若者」。社会課題解決とビジネスの両立を志す、貴社の理念と重なる母集団です</w:t>
+        <w:t>集まるのは、頭で考えるだけでなく、この半年間実際に動いてきた学生たちです。社会課題の解決とビジネスの両立を真剣に考えている学生が多く、貴社の理念とも相性が良いはずです</w:t>
       </w:r>
     </w:p>
     <w:p>
@@ -312,7 +312,7 @@
           <w:b w:val="0"/>
           <w:sz w:val="21"/>
         </w:rPr>
-        <w:t>企業への就職・NPO・起業の間で進路を考える学生にとって、「社会課題を事業として解決する」道を体現してこられた貴社は、最も話を聞きたいロールモデルです。この道を一人称で語れる企業は多くありません</w:t>
+        <w:t>就職かNPOか起業か、進路に迷っている学生は少なくありません。社会課題を事業として解決してきた貴社の話は、そうした学生が一番聞きたい話だと思っています</w:t>
       </w:r>
     </w:p>
     <w:p>
@@ -329,7 +329,7 @@
           <w:b/>
           <w:sz w:val="24"/>
         </w:rPr>
-        <w:t>4. ご協賛により貴社が得られるもの（企業メリット）</w:t>
+        <w:t>4. ご協賛により貴社が得られるもの</w:t>
       </w:r>
     </w:p>
     <w:p>
@@ -342,7 +342,7 @@
           <w:b w:val="0"/>
           <w:sz w:val="21"/>
         </w:rPr>
-        <w:t>ご協賛金に対して貴社が得られるリターンを、目的別に整理しました。</w:t>
+        <w:t>ご協賛いただいた場合に貴社にお返しできることを、目的別に整理しました。</w:t>
       </w:r>
     </w:p>
     <w:tbl>
@@ -430,7 +430,7 @@
                 <w:b/>
                 <w:sz w:val="19"/>
               </w:rPr>
-              <w:t>母集団形成</w:t>
+              <w:t>学生との接点</w:t>
             </w:r>
           </w:p>
         </w:tc>
@@ -448,7 +448,7 @@
                 <w:b w:val="0"/>
                 <w:sz w:val="19"/>
               </w:rPr>
-              <w:t>・社会課題に半年間本気で取り組んだ、もしくはこれから取り組む準備をしている行動力ある学生60名程度（東京大学・慶應義塾大学・早稲田大学・上智大学ほか）への認知</w:t>
+              <w:t>・社会課題に半年間本気で取り組んできた、あるいはこれから取り組もうとしている学生60名程度（東京大学・慶應義塾大学・早稲田大学・上智大学ほか）に、貴社のことを知ってもらえます</w:t>
             </w:r>
           </w:p>
           <w:p>
@@ -461,7 +461,7 @@
                 <w:b w:val="0"/>
                 <w:sz w:val="19"/>
               </w:rPr>
-              <w:t>・座談会（1テーブル学生5名程度×3枠）や懇親会での対話を通じた、15〜20名程度の学生との直接のコミュニケーション</w:t>
+              <w:t>・座談会（1テーブル学生5名程度×3回）と懇親会では、15〜20名程度の学生とじっくり話せます</w:t>
             </w:r>
           </w:p>
           <w:p>
@@ -474,7 +474,7 @@
                 <w:b w:val="0"/>
                 <w:sz w:val="19"/>
               </w:rPr>
-              <w:t>・懇親会でのインターン・採用のご案内と、興味を持った学生との個別の対話</w:t>
+              <w:t>・懇親会でインターン・採用のご案内ができ、興味を持った学生とそのまま個別に話せます</w:t>
             </w:r>
           </w:p>
           <w:p>
@@ -487,7 +487,7 @@
                 <w:b w:val="0"/>
                 <w:sz w:val="19"/>
               </w:rPr>
-              <w:t>・イベント終了後のチラシ配布・学生向けメール送付による、継続的なアプローチ</w:t>
+              <w:t>・イベント後も、チラシ配布や学生向けメールでのご案内を続けられます</w:t>
             </w:r>
           </w:p>
         </w:tc>
@@ -520,7 +520,7 @@
                 <w:b/>
                 <w:sz w:val="19"/>
               </w:rPr>
-              <w:t>ブランディング</w:t>
+              <w:t>イメージ向上</w:t>
             </w:r>
           </w:p>
         </w:tc>
@@ -538,7 +538,7 @@
                 <w:b w:val="0"/>
                 <w:sz w:val="19"/>
               </w:rPr>
-              <w:t>・表彰・コメント・座談会を通じた、「学生の挑戦を応援する企業」としての強い印象づけ</w:t>
+              <w:t>・表彰やコメント、座談会でのやりとりを通じて、学生の挑戦を応援する企業として印象に残ります</w:t>
             </w:r>
           </w:p>
           <w:p>
@@ -551,7 +551,7 @@
                 <w:b w:val="0"/>
                 <w:sz w:val="19"/>
               </w:rPr>
-              <w:t>・「◯◯企業賞」など企業名を冠した賞は、受賞団体の活動報告やSNS発信を通じて学生コミュニティに残ります</w:t>
+              <w:t>・「◯◯企業賞」のような企業名を冠した賞は、受賞団体の活動報告やSNSを通じて学生の間に残っていきます</w:t>
             </w:r>
           </w:p>
         </w:tc>
@@ -602,7 +602,7 @@
                 <w:b w:val="0"/>
                 <w:sz w:val="19"/>
               </w:rPr>
-              <w:t>・ご協賛金は学生団体の活動資金として還元されます。次世代リーダー育成への貢献として、社内外への発信にご活用いただけます</w:t>
+              <w:t>・ご協賛金は学生団体の活動資金に充てられます。次世代育成への貢献として、社内外に発信いただけます</w:t>
             </w:r>
           </w:p>
         </w:tc>
@@ -618,7 +618,7 @@
           <w:b w:val="0"/>
           <w:sz w:val="19"/>
         </w:rPr>
-        <w:t>※一般的な合同説明会とは異なり、座談会（30分×3枠）や懇親会を通じて学生一人ひとりと深く対話できる設計です。接点の「数」だけでなく「濃さ」も重視しています。</w:t>
+        <w:t>※大人数向けの合同説明会とは違い、座談会や懇親会で学生一人ひとりと落ち着いて話せる場を大切にした設計にしています。</w:t>
       </w:r>
     </w:p>
     <w:p>
@@ -712,7 +712,7 @@
           <w:b w:val="0"/>
           <w:sz w:val="21"/>
         </w:rPr>
-        <w:t>壇上からの接点だけでなく、学生一人ひとりの想い・悩みに直接触れられる、本イベントで最も距離の近い接点</w:t>
+        <w:t>壇上から話すのではなく、学生一人ひとりの想いや悩みに直接触れられる、このイベントで一番距離の近い時間です</w:t>
       </w:r>
     </w:p>
     <w:p>
@@ -807,7 +807,7 @@
           <w:b w:val="0"/>
           <w:sz w:val="21"/>
         </w:rPr>
-        <w:t>半年間本気で活動してきた学生にとって、企業からの評価・コメントは記憶に残る最大のフィードバックになります</w:t>
+        <w:t>半年間本気で活動してきた学生にとって、企業の方からの評価やコメントは何よりのフィードバックになります</w:t>
       </w:r>
     </w:p>
     <w:p>
@@ -2076,7 +2076,7 @@
                 <w:b/>
                 <w:sz w:val="19"/>
               </w:rPr>
-              <w:t>役割</w:t>
+              <w:t>内容</w:t>
             </w:r>
           </w:p>
         </w:tc>
@@ -2162,7 +2162,7 @@
                 <w:b w:val="0"/>
                 <w:sz w:val="19"/>
               </w:rPr>
-              <w:t>学生の挑戦を「表彰する」役割。「◯◯企業賞」のような企業名を冠した賞での表彰と、ピッチへのコメント</w:t>
+              <w:t>「◯◯企業賞」のような企業名を冠した賞で学生を表彰し、ピッチにコメントいただく枠です</w:t>
             </w:r>
           </w:p>
         </w:tc>
@@ -2248,7 +2248,7 @@
                 <w:b w:val="0"/>
                 <w:sz w:val="19"/>
               </w:rPr>
-              <w:t>学生と「対話する」役割。企業紹介（5分）のほか、座談会や懇親会でのコミュニケーション、インターンのお知らせなど</w:t>
+              <w:t>企業紹介（5分）のほか、座談会や懇親会で学生とじっくり話していただく枠です。インターンのお知らせもできます</w:t>
             </w:r>
           </w:p>
         </w:tc>
@@ -2334,7 +2334,7 @@
                 <w:b w:val="0"/>
                 <w:sz w:val="19"/>
               </w:rPr>
-              <w:t>学生に「知らせる」役割。インターンのお知らせなど、学生向けのメール送付や当日のビラ配り</w:t>
+              <w:t>インターンのお知らせなど、学生向けのメール送付や当日のビラ配りができる枠です</w:t>
             </w:r>
           </w:p>
         </w:tc>
@@ -2389,7 +2389,7 @@
           <w:b/>
           <w:sz w:val="21"/>
         </w:rPr>
-        <w:t>■ 表彰スポンサー（特別価格35万円・上限3社）― 学生の挑戦を「表彰する」役割</w:t>
+        <w:t>■ 表彰スポンサー（特別価格35万円・上限3社）</w:t>
       </w:r>
     </w:p>
     <w:p>
@@ -2438,10 +2438,10 @@
       <w:r>
         <w:rPr>
           <w:rFonts w:ascii="Yu Gothic" w:hAnsi="Yu Gothic" w:eastAsia="Yu Gothic"/>
-          <w:b/>
+          <w:b w:val="0"/>
           <w:sz w:val="21"/>
         </w:rPr>
-        <w:t>→ 得られるもの：企業賞を通じた強い認知・ブランディングと、学生全体への露出</w:t>
+        <w:t>貴社のお名前を冠した賞なので、その場にいる学生全体に強く印象が残ります</w:t>
       </w:r>
     </w:p>
     <w:p>
@@ -2454,7 +2454,7 @@
           <w:b/>
           <w:sz w:val="21"/>
         </w:rPr>
-        <w:t>■ 座談会スポンサー（特別価格15万円・上限10社）― 学生と「対話する」役割</w:t>
+        <w:t>■ 座談会スポンサー（特別価格15万円・上限10社）</w:t>
       </w:r>
     </w:p>
     <w:p>
@@ -2503,10 +2503,10 @@
       <w:r>
         <w:rPr>
           <w:rFonts w:ascii="Yu Gothic" w:hAnsi="Yu Gothic" w:eastAsia="Yu Gothic"/>
-          <w:b/>
+          <w:b w:val="0"/>
           <w:sz w:val="21"/>
         </w:rPr>
-        <w:t>→ 得られるもの：15〜20名程度の学生との深い対話と、60名程度への認知・母集団形成</w:t>
+        <w:t>15〜20名程度の学生とじっくり話しながら、全体60名程度に貴社を知ってもらえます</w:t>
       </w:r>
     </w:p>
     <w:p>
@@ -2519,7 +2519,7 @@
           <w:b/>
           <w:sz w:val="21"/>
         </w:rPr>
-        <w:t>■ 告知スポンサー（特別価格7万円・上限5社）― 学生に「知らせる」役割</w:t>
+        <w:t>■ 告知スポンサー（特別価格7万円・上限5社）</w:t>
       </w:r>
     </w:p>
     <w:p>
@@ -2555,10 +2555,10 @@
       <w:r>
         <w:rPr>
           <w:rFonts w:ascii="Yu Gothic" w:hAnsi="Yu Gothic" w:eastAsia="Yu Gothic"/>
-          <w:b/>
+          <w:b w:val="0"/>
           <w:sz w:val="21"/>
         </w:rPr>
-        <w:t>→ 得られるもの：最小限のご負担での、学生60名程度への告知リーチ</w:t>
+        <w:t>当日のご負担を抑えながら、学生60名程度にご案内を届けられます</w:t>
       </w:r>
     </w:p>
     <w:p>
@@ -2581,10 +2581,10 @@
       <w:r>
         <w:rPr>
           <w:rFonts w:ascii="Yu Gothic" w:hAnsi="Yu Gothic" w:eastAsia="Yu Gothic"/>
-          <w:b/>
+          <w:b w:val="0"/>
           <w:sz w:val="21"/>
         </w:rPr>
-        <w:t>いずれのスポンサー枠でも、60名程度の意欲ある学生との貴重な接点をお持ちいただけます。</w:t>
+        <w:t>どの枠でご参加いただいても、60名程度の意欲ある学生との接点が生まれます。</w:t>
       </w:r>
     </w:p>
     <w:p>

--- a/docs/The Peace Front_LITALICO_ご協賛のお願い.docx
+++ b/docs/The Peace Front_LITALICO_ご協賛のお願い.docx
@@ -273,7 +273,7 @@
           <w:b w:val="0"/>
           <w:sz w:val="21"/>
         </w:rPr>
-        <w:t>「障害のない社会をつくる」という貴社のビジョンは、私たちがこの報告会で目指しているものと重なると感じています。半年間走ってきた学生たちの発表を、社会の障壁に向き合い続けてきた貴社に見ていただき、率直な言葉をかけていただけないでしょうか</w:t>
+        <w:t>貴社が掲げる「障害のない社会をつくる」というビジョンは、本報告会が目指す「社会課題の解決に挑む次世代リーダーの育成」と深く重なります。社会の障壁に向き合い続けてこられた貴社にこそ、学生たちの挑戦を見届け、言葉をかけていただきたいと考えています</w:t>
       </w:r>
     </w:p>
     <w:p>
@@ -286,7 +286,7 @@
           <w:b w:val="0"/>
           <w:sz w:val="21"/>
         </w:rPr>
-        <w:t>参加する学生団体の活動テーマは、教育、共生、貧困、環境、国際協力など、貴社の事業や価値観と重なるものが多くあります（末尾に団体一覧を載せています）</w:t>
+        <w:t>参加学生団体の活動領域は、教育・共生・貧困・環境・国際協力など、貴社の事業・価値観と親和性の高いテーマが中心です（末尾の団体一覧をご参照ください）</w:t>
       </w:r>
     </w:p>
     <w:p>
@@ -299,7 +299,7 @@
           <w:b w:val="0"/>
           <w:sz w:val="21"/>
         </w:rPr>
-        <w:t>集まるのは、頭で考えるだけでなく、この半年間実際に動いてきた学生たちです。社会課題の解決とビジネスの両立を真剣に考えている学生が多く、貴社の理念とも相性が良いはずです</w:t>
+        <w:t>学生は半年間の活動を経てピッチに臨む「行動した若者」。社会課題解決とビジネスの両立を志す、貴社の理念と重なる母集団です</w:t>
       </w:r>
     </w:p>
     <w:p>
@@ -312,7 +312,7 @@
           <w:b w:val="0"/>
           <w:sz w:val="21"/>
         </w:rPr>
-        <w:t>就職かNPOか起業か、進路に迷っている学生は少なくありません。社会課題を事業として解決してきた貴社の話は、そうした学生が一番聞きたい話だと思っています</w:t>
+        <w:t>企業への就職・NPO・起業の間で進路を考える学生にとって、「社会課題を事業として解決する」道を体現してこられた貴社は、最も話を聞きたいロールモデルです。この道を一人称で語れる企業は多くありません</w:t>
       </w:r>
     </w:p>
     <w:p>
@@ -329,7 +329,7 @@
           <w:b/>
           <w:sz w:val="24"/>
         </w:rPr>
-        <w:t>4. ご協賛により貴社が得られるもの</w:t>
+        <w:t>4. ご協賛により貴社が得られるもの（企業メリット）</w:t>
       </w:r>
     </w:p>
     <w:p>
@@ -342,7 +342,7 @@
           <w:b w:val="0"/>
           <w:sz w:val="21"/>
         </w:rPr>
-        <w:t>ご協賛いただいた場合に貴社にお返しできることを、目的別に整理しました。</w:t>
+        <w:t>ご協賛金に対して貴社が得られるリターンを、目的別に整理しました。</w:t>
       </w:r>
     </w:p>
     <w:tbl>
@@ -430,7 +430,7 @@
                 <w:b/>
                 <w:sz w:val="19"/>
               </w:rPr>
-              <w:t>学生との接点</w:t>
+              <w:t>母集団形成</w:t>
             </w:r>
           </w:p>
         </w:tc>
@@ -448,7 +448,7 @@
                 <w:b w:val="0"/>
                 <w:sz w:val="19"/>
               </w:rPr>
-              <w:t>・社会課題に半年間本気で取り組んできた、あるいはこれから取り組もうとしている学生60名程度（東京大学・慶應義塾大学・早稲田大学・上智大学ほか）に、貴社のことを知ってもらえます</w:t>
+              <w:t>・社会課題に半年間本気で取り組んだ、もしくはこれから取り組む準備をしている行動力ある学生60名程度（東京大学・慶應義塾大学・早稲田大学・上智大学ほか）への認知</w:t>
             </w:r>
           </w:p>
           <w:p>
@@ -461,7 +461,7 @@
                 <w:b w:val="0"/>
                 <w:sz w:val="19"/>
               </w:rPr>
-              <w:t>・座談会（1テーブル学生5名程度×3回）と懇親会では、15〜20名程度の学生とじっくり話せます</w:t>
+              <w:t>・座談会（1テーブル学生5名程度×3枠）や懇親会での対話を通じた、15〜20名程度の学生との直接のコミュニケーション</w:t>
             </w:r>
           </w:p>
           <w:p>
@@ -474,7 +474,7 @@
                 <w:b w:val="0"/>
                 <w:sz w:val="19"/>
               </w:rPr>
-              <w:t>・懇親会でインターン・採用のご案内ができ、興味を持った学生とそのまま個別に話せます</w:t>
+              <w:t>・懇親会でのインターン・採用のご案内と、興味を持った学生との個別の対話</w:t>
             </w:r>
           </w:p>
           <w:p>
@@ -487,7 +487,7 @@
                 <w:b w:val="0"/>
                 <w:sz w:val="19"/>
               </w:rPr>
-              <w:t>・イベント後も、チラシ配布や学生向けメールでのご案内を続けられます</w:t>
+              <w:t>・イベント終了後のチラシ配布・学生向けメール送付による、継続的なアプローチ</w:t>
             </w:r>
           </w:p>
         </w:tc>
@@ -520,7 +520,7 @@
                 <w:b/>
                 <w:sz w:val="19"/>
               </w:rPr>
-              <w:t>イメージ向上</w:t>
+              <w:t>ブランディング</w:t>
             </w:r>
           </w:p>
         </w:tc>
@@ -538,7 +538,7 @@
                 <w:b w:val="0"/>
                 <w:sz w:val="19"/>
               </w:rPr>
-              <w:t>・表彰やコメント、座談会でのやりとりを通じて、学生の挑戦を応援する企業として印象に残ります</w:t>
+              <w:t>・表彰・コメント・座談会を通じた、「学生の挑戦を応援する企業」としての強い印象づけ</w:t>
             </w:r>
           </w:p>
           <w:p>
@@ -551,7 +551,7 @@
                 <w:b w:val="0"/>
                 <w:sz w:val="19"/>
               </w:rPr>
-              <w:t>・「◯◯企業賞」のような企業名を冠した賞は、受賞団体の活動報告やSNSを通じて学生の間に残っていきます</w:t>
+              <w:t>・「◯◯企業賞」など企業名を冠した賞は、受賞団体の活動報告やSNS発信を通じて学生コミュニティに残ります</w:t>
             </w:r>
           </w:p>
         </w:tc>
@@ -602,7 +602,7 @@
                 <w:b w:val="0"/>
                 <w:sz w:val="19"/>
               </w:rPr>
-              <w:t>・ご協賛金は学生団体の活動資金に充てられます。次世代育成への貢献として、社内外に発信いただけます</w:t>
+              <w:t>・ご協賛金は学生団体の活動資金として還元されます。次世代リーダー育成への貢献として、社内外への発信にご活用いただけます</w:t>
             </w:r>
           </w:p>
         </w:tc>
@@ -618,7 +618,7 @@
           <w:b w:val="0"/>
           <w:sz w:val="19"/>
         </w:rPr>
-        <w:t>※大人数向けの合同説明会とは違い、座談会や懇親会で学生一人ひとりと落ち着いて話せる場を大切にした設計にしています。</w:t>
+        <w:t>※一般的な合同説明会とは異なり、座談会（30分×3枠）や懇親会を通じて学生一人ひとりと深く対話できる設計です。接点の「数」だけでなく「濃さ」も重視しています。</w:t>
       </w:r>
     </w:p>
     <w:p>
@@ -712,7 +712,7 @@
           <w:b w:val="0"/>
           <w:sz w:val="21"/>
         </w:rPr>
-        <w:t>壇上から話すのではなく、学生一人ひとりの想いや悩みに直接触れられる、このイベントで一番距離の近い時間です</w:t>
+        <w:t>壇上からの接点だけでなく、学生一人ひとりの想い・悩みに直接触れられる、本イベントで最も距離の近い接点</w:t>
       </w:r>
     </w:p>
     <w:p>
@@ -807,7 +807,7 @@
           <w:b w:val="0"/>
           <w:sz w:val="21"/>
         </w:rPr>
-        <w:t>半年間本気で活動してきた学生にとって、企業の方からの評価やコメントは何よりのフィードバックになります</w:t>
+        <w:t>半年間本気で活動してきた学生にとって、企業からの評価・コメントは記憶に残る最大のフィードバックになります</w:t>
       </w:r>
     </w:p>
     <w:p>
@@ -2076,7 +2076,7 @@
                 <w:b/>
                 <w:sz w:val="19"/>
               </w:rPr>
-              <w:t>内容</w:t>
+              <w:t>役割</w:t>
             </w:r>
           </w:p>
         </w:tc>
@@ -2162,7 +2162,7 @@
                 <w:b w:val="0"/>
                 <w:sz w:val="19"/>
               </w:rPr>
-              <w:t>「◯◯企業賞」のような企業名を冠した賞で学生を表彰し、ピッチにコメントいただく枠です</w:t>
+              <w:t>学生の挑戦を「表彰する」役割。「◯◯企業賞」のような企業名を冠した賞での表彰と、ピッチへのコメント</w:t>
             </w:r>
           </w:p>
         </w:tc>
@@ -2248,7 +2248,7 @@
                 <w:b w:val="0"/>
                 <w:sz w:val="19"/>
               </w:rPr>
-              <w:t>企業紹介（5分）のほか、座談会や懇親会で学生とじっくり話していただく枠です。インターンのお知らせもできます</w:t>
+              <w:t>学生と「対話する」役割。企業紹介（5分）のほか、座談会や懇親会でのコミュニケーション、インターンのお知らせなど</w:t>
             </w:r>
           </w:p>
         </w:tc>
@@ -2334,7 +2334,7 @@
                 <w:b w:val="0"/>
                 <w:sz w:val="19"/>
               </w:rPr>
-              <w:t>インターンのお知らせなど、学生向けのメール送付や当日のビラ配りができる枠です</w:t>
+              <w:t>学生に「知らせる」役割。インターンのお知らせなど、学生向けのメール送付や当日のビラ配り</w:t>
             </w:r>
           </w:p>
         </w:tc>
@@ -2389,7 +2389,7 @@
           <w:b/>
           <w:sz w:val="21"/>
         </w:rPr>
-        <w:t>■ 表彰スポンサー（特別価格35万円・上限3社）</w:t>
+        <w:t>■ 表彰スポンサー（特別価格35万円・上限3社）― 学生の挑戦を「表彰する」役割</w:t>
       </w:r>
     </w:p>
     <w:p>
@@ -2438,10 +2438,10 @@
       <w:r>
         <w:rPr>
           <w:rFonts w:ascii="Yu Gothic" w:hAnsi="Yu Gothic" w:eastAsia="Yu Gothic"/>
-          <w:b w:val="0"/>
+          <w:b/>
           <w:sz w:val="21"/>
         </w:rPr>
-        <w:t>貴社のお名前を冠した賞なので、その場にいる学生全体に強く印象が残ります</w:t>
+        <w:t>→ 得られるもの：企業賞を通じた強い認知・ブランディングと、学生全体への露出</w:t>
       </w:r>
     </w:p>
     <w:p>
@@ -2454,7 +2454,7 @@
           <w:b/>
           <w:sz w:val="21"/>
         </w:rPr>
-        <w:t>■ 座談会スポンサー（特別価格15万円・上限10社）</w:t>
+        <w:t>■ 座談会スポンサー（特別価格15万円・上限10社）― 学生と「対話する」役割</w:t>
       </w:r>
     </w:p>
     <w:p>
@@ -2503,10 +2503,10 @@
       <w:r>
         <w:rPr>
           <w:rFonts w:ascii="Yu Gothic" w:hAnsi="Yu Gothic" w:eastAsia="Yu Gothic"/>
-          <w:b w:val="0"/>
+          <w:b/>
           <w:sz w:val="21"/>
         </w:rPr>
-        <w:t>15〜20名程度の学生とじっくり話しながら、全体60名程度に貴社を知ってもらえます</w:t>
+        <w:t>→ 得られるもの：15〜20名程度の学生との深い対話と、60名程度への認知・母集団形成</w:t>
       </w:r>
     </w:p>
     <w:p>
@@ -2519,7 +2519,7 @@
           <w:b/>
           <w:sz w:val="21"/>
         </w:rPr>
-        <w:t>■ 告知スポンサー（特別価格7万円・上限5社）</w:t>
+        <w:t>■ 告知スポンサー（特別価格7万円・上限5社）― 学生に「知らせる」役割</w:t>
       </w:r>
     </w:p>
     <w:p>
@@ -2555,10 +2555,10 @@
       <w:r>
         <w:rPr>
           <w:rFonts w:ascii="Yu Gothic" w:hAnsi="Yu Gothic" w:eastAsia="Yu Gothic"/>
-          <w:b w:val="0"/>
+          <w:b/>
           <w:sz w:val="21"/>
         </w:rPr>
-        <w:t>当日のご負担を抑えながら、学生60名程度にご案内を届けられます</w:t>
+        <w:t>→ 得られるもの：最小限のご負担での、学生60名程度への告知リーチ</w:t>
       </w:r>
     </w:p>
     <w:p>
@@ -2581,10 +2581,10 @@
       <w:r>
         <w:rPr>
           <w:rFonts w:ascii="Yu Gothic" w:hAnsi="Yu Gothic" w:eastAsia="Yu Gothic"/>
-          <w:b w:val="0"/>
+          <w:b/>
           <w:sz w:val="21"/>
         </w:rPr>
-        <w:t>どの枠でご参加いただいても、60名程度の意欲ある学生との接点が生まれます。</w:t>
+        <w:t>いずれのスポンサー枠でも、60名程度の意欲ある学生との貴重な接点をお持ちいただけます。</w:t>
       </w:r>
     </w:p>
     <w:p>
